--- a/versions/v2.6-manuals/边坡监测试验操作手册.docx
+++ b/versions/v2.6-manuals/边坡监测试验操作手册.docx
@@ -7111,6 +7111,2016 @@
         <w:t>20/40/60 mm/h、每段20 min、n = 40 mm点位、500至1000 Hz采样和80%均匀度目标均是本项目先导建议，未经过实物验证。正式试验以标定与先导结果锁定；任何性能结论须报告实际独立重建数和失效区间，不能从文档设计推导识别准确率。</w:t>
       </w:r>
     </w:p>
+    <w:p>
+      <w:pPr>
+        <w:pStyle w:val="Heading1"/>
+      </w:pPr>
+      <w:r>
+        <w:t>17 论文规范到试验实施的依据矩阵</w:t>
+      </w:r>
+    </w:p>
+    <w:tbl>
+      <w:tblPr>
+        <w:tblW w:type="auto" w:w="0"/>
+        <w:jc w:val="center"/>
+        <w:tblLayout w:type="fixed"/>
+        <w:tblLook w:firstColumn="1" w:firstRow="1" w:lastColumn="0" w:lastRow="0" w:noHBand="0" w:noVBand="1" w:val="04A0"/>
+        <w:tblBorders>
+          <w:top w:val="single" w:sz="4" w:color="D9D9D9"/>
+          <w:left w:val="single" w:sz="4" w:color="D9D9D9"/>
+          <w:bottom w:val="single" w:sz="4" w:color="D9D9D9"/>
+          <w:right w:val="single" w:sz="4" w:color="D9D9D9"/>
+          <w:insideH w:val="single" w:sz="4" w:color="D9D9D9"/>
+          <w:insideV w:val="single" w:sz="4" w:color="D9D9D9"/>
+        </w:tblBorders>
+      </w:tblPr>
+      <w:tblGrid>
+        <w:gridCol w:w="1788"/>
+        <w:gridCol w:w="2583"/>
+        <w:gridCol w:w="2186"/>
+        <w:gridCol w:w="3378"/>
+      </w:tblGrid>
+      <w:tr>
+        <w:trPr>
+          <w:tblHeader/>
+          <w:cantSplit/>
+        </w:trPr>
+        <w:tc>
+          <w:tcPr>
+            <w:tcW w:type="dxa" w:w="1788"/>
+            <w:vAlign w:val="center"/>
+            <w:tcMar>
+              <w:top w:w="75" w:type="dxa"/>
+              <w:left w:w="75" w:type="dxa"/>
+              <w:bottom w:w="75" w:type="dxa"/>
+              <w:right w:w="75" w:type="dxa"/>
+            </w:tcMar>
+            <w:shd w:fill="DCE8EE"/>
+          </w:tcPr>
+          <w:p>
+            <w:pPr>
+              <w:keepNext/>
+              <w:spacing w:after="20" w:before="20" w:line="269" w:lineRule="auto"/>
+              <w:jc w:val="center"/>
+            </w:pPr>
+            <w:r>
+              <w:rPr>
+                <w:b/>
+                <w:sz w:val="20"/>
+              </w:rPr>
+              <w:t>依据</w:t>
+            </w:r>
+          </w:p>
+        </w:tc>
+        <w:tc>
+          <w:tcPr>
+            <w:tcW w:type="dxa" w:w="2583"/>
+            <w:vAlign w:val="center"/>
+            <w:tcMar>
+              <w:top w:w="75" w:type="dxa"/>
+              <w:left w:w="75" w:type="dxa"/>
+              <w:bottom w:w="75" w:type="dxa"/>
+              <w:right w:w="75" w:type="dxa"/>
+            </w:tcMar>
+            <w:shd w:fill="DCE8EE"/>
+          </w:tcPr>
+          <w:p>
+            <w:pPr>
+              <w:keepNext/>
+              <w:spacing w:after="20" w:before="20" w:line="269" w:lineRule="auto"/>
+              <w:jc w:val="center"/>
+            </w:pPr>
+            <w:r>
+              <w:rPr>
+                <w:b/>
+                <w:sz w:val="20"/>
+              </w:rPr>
+              <w:t>实现依据已经支持的动作</w:t>
+            </w:r>
+          </w:p>
+        </w:tc>
+        <w:tc>
+          <w:tcPr>
+            <w:tcW w:type="dxa" w:w="2186"/>
+            <w:vAlign w:val="center"/>
+            <w:tcMar>
+              <w:top w:w="75" w:type="dxa"/>
+              <w:left w:w="75" w:type="dxa"/>
+              <w:bottom w:w="75" w:type="dxa"/>
+              <w:right w:w="75" w:type="dxa"/>
+            </w:tcMar>
+            <w:shd w:fill="DCE8EE"/>
+          </w:tcPr>
+          <w:p>
+            <w:pPr>
+              <w:keepNext/>
+              <w:spacing w:after="20" w:before="20" w:line="269" w:lineRule="auto"/>
+              <w:jc w:val="center"/>
+            </w:pPr>
+            <w:r>
+              <w:rPr>
+                <w:b/>
+                <w:sz w:val="20"/>
+              </w:rPr>
+              <w:t>本项目如何落地</w:t>
+            </w:r>
+          </w:p>
+        </w:tc>
+        <w:tc>
+          <w:tcPr>
+            <w:tcW w:type="dxa" w:w="3378"/>
+            <w:vAlign w:val="center"/>
+            <w:tcMar>
+              <w:top w:w="75" w:type="dxa"/>
+              <w:left w:w="75" w:type="dxa"/>
+              <w:bottom w:w="75" w:type="dxa"/>
+              <w:right w:w="75" w:type="dxa"/>
+            </w:tcMar>
+            <w:shd w:fill="DCE8EE"/>
+          </w:tcPr>
+          <w:p>
+            <w:pPr>
+              <w:keepNext/>
+              <w:spacing w:after="20" w:before="20" w:line="269" w:lineRule="auto"/>
+              <w:jc w:val="center"/>
+            </w:pPr>
+            <w:r>
+              <w:rPr>
+                <w:b/>
+                <w:sz w:val="20"/>
+              </w:rPr>
+              <w:t>证据边界</w:t>
+            </w:r>
+          </w:p>
+        </w:tc>
+      </w:tr>
+      <w:tr>
+        <w:trPr>
+          <w:cantSplit/>
+        </w:trPr>
+        <w:tc>
+          <w:tcPr>
+            <w:tcW w:type="dxa" w:w="1788"/>
+            <w:vAlign w:val="center"/>
+            <w:tcMar>
+              <w:top w:w="75" w:type="dxa"/>
+              <w:left w:w="75" w:type="dxa"/>
+              <w:bottom w:w="75" w:type="dxa"/>
+              <w:right w:w="75" w:type="dxa"/>
+            </w:tcMar>
+            <w:shd w:fill="FFFFFF"/>
+          </w:tcPr>
+          <w:p>
+            <w:pPr>
+              <w:spacing w:after="20" w:before="20" w:line="269" w:lineRule="auto"/>
+            </w:pPr>
+            <w:r>
+              <w:rPr>
+                <w:b w:val="0"/>
+                <w:sz w:val="20"/>
+              </w:rPr>
+              <w:t>Schenato等，2017，Scientific Reports，DOI 10.1038/s41598-017-12610-1</w:t>
+            </w:r>
+          </w:p>
+        </w:tc>
+        <w:tc>
+          <w:tcPr>
+            <w:tcW w:type="dxa" w:w="2583"/>
+            <w:vAlign w:val="center"/>
+            <w:tcMar>
+              <w:top w:w="75" w:type="dxa"/>
+              <w:left w:w="75" w:type="dxa"/>
+              <w:bottom w:w="75" w:type="dxa"/>
+              <w:right w:w="75" w:type="dxa"/>
+            </w:tcMar>
+            <w:shd w:fill="FFFFFF"/>
+          </w:tcPr>
+          <w:p>
+            <w:pPr>
+              <w:spacing w:after="20" w:before="20" w:line="269" w:lineRule="auto"/>
+            </w:pPr>
+            <w:r>
+              <w:rPr>
+                <w:b w:val="0"/>
+                <w:sz w:val="20"/>
+              </w:rPr>
+              <w:t>分层土槽、低渗床、降雨诱发浅层滑动、光纤与土体耦合干扰检查</w:t>
+            </w:r>
+          </w:p>
+        </w:tc>
+        <w:tc>
+          <w:tcPr>
+            <w:tcW w:type="dxa" w:w="2186"/>
+            <w:vAlign w:val="center"/>
+            <w:tcMar>
+              <w:top w:w="75" w:type="dxa"/>
+              <w:left w:w="75" w:type="dxa"/>
+              <w:bottom w:w="75" w:type="dxa"/>
+              <w:right w:w="75" w:type="dxa"/>
+            </w:tcMar>
+            <w:shd w:fill="FFFFFF"/>
+          </w:tcPr>
+          <w:p>
+            <w:pPr>
+              <w:spacing w:after="20" w:before="20" w:line="269" w:lineRule="auto"/>
+            </w:pPr>
+            <w:r>
+              <w:rPr>
+                <w:b w:val="0"/>
+                <w:sz w:val="20"/>
+              </w:rPr>
+              <w:t>先做无雨基线，再做恒定雨强；光纤信号与视频、位移、径流同步；检查夹缆和脱耦</w:t>
+            </w:r>
+          </w:p>
+        </w:tc>
+        <w:tc>
+          <w:tcPr>
+            <w:tcW w:type="dxa" w:w="3378"/>
+            <w:vAlign w:val="center"/>
+            <w:tcMar>
+              <w:top w:w="75" w:type="dxa"/>
+              <w:left w:w="75" w:type="dxa"/>
+              <w:bottom w:w="75" w:type="dxa"/>
+              <w:right w:w="75" w:type="dxa"/>
+            </w:tcMar>
+            <w:shd w:fill="FFFFFF"/>
+          </w:tcPr>
+          <w:p>
+            <w:pPr>
+              <w:spacing w:after="20" w:before="20" w:line="269" w:lineRule="auto"/>
+            </w:pPr>
+            <w:r>
+              <w:rPr>
+                <w:b w:val="0"/>
+                <w:sz w:val="20"/>
+              </w:rPr>
+              <w:t>论文使用分布式光纤，不能证明离散FBG的具体阈值或采样率</w:t>
+            </w:r>
+          </w:p>
+        </w:tc>
+      </w:tr>
+      <w:tr>
+        <w:trPr>
+          <w:cantSplit/>
+        </w:trPr>
+        <w:tc>
+          <w:tcPr>
+            <w:tcW w:type="dxa" w:w="1788"/>
+            <w:vAlign w:val="center"/>
+            <w:tcMar>
+              <w:top w:w="75" w:type="dxa"/>
+              <w:left w:w="75" w:type="dxa"/>
+              <w:bottom w:w="75" w:type="dxa"/>
+              <w:right w:w="75" w:type="dxa"/>
+            </w:tcMar>
+            <w:shd w:fill="F5F7F8"/>
+          </w:tcPr>
+          <w:p>
+            <w:pPr>
+              <w:spacing w:after="20" w:before="20" w:line="269" w:lineRule="auto"/>
+            </w:pPr>
+            <w:r>
+              <w:rPr>
+                <w:b w:val="0"/>
+                <w:sz w:val="20"/>
+              </w:rPr>
+              <w:t>Fang等，2012，NHESS，DOI 10.5194/nhess-12-527-2012</w:t>
+            </w:r>
+          </w:p>
+        </w:tc>
+        <w:tc>
+          <w:tcPr>
+            <w:tcW w:type="dxa" w:w="2583"/>
+            <w:vAlign w:val="center"/>
+            <w:tcMar>
+              <w:top w:w="75" w:type="dxa"/>
+              <w:left w:w="75" w:type="dxa"/>
+              <w:bottom w:w="75" w:type="dxa"/>
+              <w:right w:w="75" w:type="dxa"/>
+            </w:tcMar>
+            <w:shd w:fill="F5F7F8"/>
+          </w:tcPr>
+          <w:p>
+            <w:pPr>
+              <w:spacing w:after="20" w:before="20" w:line="269" w:lineRule="auto"/>
+            </w:pPr>
+            <w:r>
+              <w:rPr>
+                <w:b w:val="0"/>
+                <w:sz w:val="20"/>
+              </w:rPr>
+              <w:t>通过坡角、土料、含水状态和降雨条件进行对照</w:t>
+            </w:r>
+          </w:p>
+        </w:tc>
+        <w:tc>
+          <w:tcPr>
+            <w:tcW w:type="dxa" w:w="2186"/>
+            <w:vAlign w:val="center"/>
+            <w:tcMar>
+              <w:top w:w="75" w:type="dxa"/>
+              <w:left w:w="75" w:type="dxa"/>
+              <w:bottom w:w="75" w:type="dxa"/>
+              <w:right w:w="75" w:type="dxa"/>
+            </w:tcMar>
+            <w:shd w:fill="F5F7F8"/>
+          </w:tcPr>
+          <w:p>
+            <w:pPr>
+              <w:spacing w:after="20" w:before="20" w:line="269" w:lineRule="auto"/>
+            </w:pPr>
+            <w:r>
+              <w:rPr>
+                <w:b w:val="0"/>
+                <w:sz w:val="20"/>
+              </w:rPr>
+              <w:t>以配方、干密度、初始含水率和雨强组成试验矩阵，并按完整trial_id分组</w:t>
+            </w:r>
+          </w:p>
+        </w:tc>
+        <w:tc>
+          <w:tcPr>
+            <w:tcW w:type="dxa" w:w="3378"/>
+            <w:vAlign w:val="center"/>
+            <w:tcMar>
+              <w:top w:w="75" w:type="dxa"/>
+              <w:left w:w="75" w:type="dxa"/>
+              <w:bottom w:w="75" w:type="dxa"/>
+              <w:right w:w="75" w:type="dxa"/>
+            </w:tcMar>
+            <w:shd w:fill="F5F7F8"/>
+          </w:tcPr>
+          <w:p>
+            <w:pPr>
+              <w:spacing w:after="20" w:before="20" w:line="269" w:lineRule="auto"/>
+            </w:pPr>
+            <w:r>
+              <w:rPr>
+                <w:b w:val="0"/>
+                <w:sz w:val="20"/>
+              </w:rPr>
+              <w:t>84 mm/h等论文工况不能直接变成每次固定注水量</w:t>
+            </w:r>
+          </w:p>
+        </w:tc>
+      </w:tr>
+      <w:tr>
+        <w:trPr>
+          <w:cantSplit/>
+        </w:trPr>
+        <w:tc>
+          <w:tcPr>
+            <w:tcW w:type="dxa" w:w="1788"/>
+            <w:vAlign w:val="center"/>
+            <w:tcMar>
+              <w:top w:w="75" w:type="dxa"/>
+              <w:left w:w="75" w:type="dxa"/>
+              <w:bottom w:w="75" w:type="dxa"/>
+              <w:right w:w="75" w:type="dxa"/>
+            </w:tcMar>
+            <w:shd w:fill="FFFFFF"/>
+          </w:tcPr>
+          <w:p>
+            <w:pPr>
+              <w:spacing w:after="20" w:before="20" w:line="269" w:lineRule="auto"/>
+            </w:pPr>
+            <w:r>
+              <w:rPr>
+                <w:b w:val="0"/>
+                <w:sz w:val="20"/>
+              </w:rPr>
+              <w:t>Do等，2024，Geoenvironmental Disasters，DOI 10.1186/s40677-024-00280-x</w:t>
+            </w:r>
+          </w:p>
+        </w:tc>
+        <w:tc>
+          <w:tcPr>
+            <w:tcW w:type="dxa" w:w="2583"/>
+            <w:vAlign w:val="center"/>
+            <w:tcMar>
+              <w:top w:w="75" w:type="dxa"/>
+              <w:left w:w="75" w:type="dxa"/>
+              <w:bottom w:w="75" w:type="dxa"/>
+              <w:right w:w="75" w:type="dxa"/>
+            </w:tcMar>
+            <w:shd w:fill="FFFFFF"/>
+          </w:tcPr>
+          <w:p>
+            <w:pPr>
+              <w:spacing w:after="20" w:before="20" w:line="269" w:lineRule="auto"/>
+            </w:pPr>
+            <w:r>
+              <w:rPr>
+                <w:b w:val="0"/>
+                <w:sz w:val="20"/>
+              </w:rPr>
+              <w:t>失稳前后含水状态不一定完全饱和，需追踪湿润锋和孔压/吸力</w:t>
+            </w:r>
+          </w:p>
+        </w:tc>
+        <w:tc>
+          <w:tcPr>
+            <w:tcW w:type="dxa" w:w="2186"/>
+            <w:vAlign w:val="center"/>
+            <w:tcMar>
+              <w:top w:w="75" w:type="dxa"/>
+              <w:left w:w="75" w:type="dxa"/>
+              <w:bottom w:w="75" w:type="dxa"/>
+              <w:right w:w="75" w:type="dxa"/>
+            </w:tcMar>
+            <w:shd w:fill="FFFFFF"/>
+          </w:tcPr>
+          <w:p>
+            <w:pPr>
+              <w:spacing w:after="20" w:before="20" w:line="269" w:lineRule="auto"/>
+            </w:pPr>
+            <w:r>
+              <w:rPr>
+                <w:b w:val="0"/>
+                <w:sz w:val="20"/>
+              </w:rPr>
+              <w:t>每阶段记录探头、取样、径流和排水；标签中填写真实状态</w:t>
+            </w:r>
+          </w:p>
+        </w:tc>
+        <w:tc>
+          <w:tcPr>
+            <w:tcW w:type="dxa" w:w="3378"/>
+            <w:vAlign w:val="center"/>
+            <w:tcMar>
+              <w:top w:w="75" w:type="dxa"/>
+              <w:left w:w="75" w:type="dxa"/>
+              <w:bottom w:w="75" w:type="dxa"/>
+              <w:right w:w="75" w:type="dxa"/>
+            </w:tcMar>
+            <w:shd w:fill="FFFFFF"/>
+          </w:tcPr>
+          <w:p>
+            <w:pPr>
+              <w:spacing w:after="20" w:before="20" w:line="269" w:lineRule="auto"/>
+            </w:pPr>
+            <w:r>
+              <w:rPr>
+                <w:b w:val="0"/>
+                <w:sz w:val="20"/>
+              </w:rPr>
+              <w:t>不能用“饱和/不饱和”二分类替代实测水分和吸力</w:t>
+            </w:r>
+          </w:p>
+        </w:tc>
+      </w:tr>
+      <w:tr>
+        <w:trPr>
+          <w:cantSplit/>
+        </w:trPr>
+        <w:tc>
+          <w:tcPr>
+            <w:tcW w:type="dxa" w:w="1788"/>
+            <w:vAlign w:val="center"/>
+            <w:tcMar>
+              <w:top w:w="75" w:type="dxa"/>
+              <w:left w:w="75" w:type="dxa"/>
+              <w:bottom w:w="75" w:type="dxa"/>
+              <w:right w:w="75" w:type="dxa"/>
+            </w:tcMar>
+            <w:shd w:fill="F5F7F8"/>
+          </w:tcPr>
+          <w:p>
+            <w:pPr>
+              <w:spacing w:after="20" w:before="20" w:line="269" w:lineRule="auto"/>
+            </w:pPr>
+            <w:r>
+              <w:rPr>
+                <w:b w:val="0"/>
+                <w:sz w:val="20"/>
+              </w:rPr>
+              <w:t>Wang和Sassa，2001，Géotechnique，DOI 10.1680/geot.2001.51.7.587</w:t>
+            </w:r>
+          </w:p>
+        </w:tc>
+        <w:tc>
+          <w:tcPr>
+            <w:tcW w:type="dxa" w:w="2583"/>
+            <w:vAlign w:val="center"/>
+            <w:tcMar>
+              <w:top w:w="75" w:type="dxa"/>
+              <w:left w:w="75" w:type="dxa"/>
+              <w:bottom w:w="75" w:type="dxa"/>
+              <w:right w:w="75" w:type="dxa"/>
+            </w:tcMar>
+            <w:shd w:fill="F5F7F8"/>
+          </w:tcPr>
+          <w:p>
+            <w:pPr>
+              <w:spacing w:after="20" w:before="20" w:line="269" w:lineRule="auto"/>
+            </w:pPr>
+            <w:r>
+              <w:rPr>
+                <w:b w:val="0"/>
+                <w:sz w:val="20"/>
+              </w:rPr>
+              <w:t>密度、细料和层厚是影响流滑的重要试验变量</w:t>
+            </w:r>
+          </w:p>
+        </w:tc>
+        <w:tc>
+          <w:tcPr>
+            <w:tcW w:type="dxa" w:w="2186"/>
+            <w:vAlign w:val="center"/>
+            <w:tcMar>
+              <w:top w:w="75" w:type="dxa"/>
+              <w:left w:w="75" w:type="dxa"/>
+              <w:bottom w:w="75" w:type="dxa"/>
+              <w:right w:w="75" w:type="dxa"/>
+            </w:tcMar>
+            <w:shd w:fill="F5F7F8"/>
+          </w:tcPr>
+          <w:p>
+            <w:pPr>
+              <w:spacing w:after="20" w:before="20" w:line="269" w:lineRule="auto"/>
+            </w:pPr>
+            <w:r>
+              <w:rPr>
+                <w:b w:val="0"/>
+                <w:sz w:val="20"/>
+              </w:rPr>
+              <w:t>在先导中改变一个主变量并保持其余条件，避免把雨强和含水状态混杂</w:t>
+            </w:r>
+          </w:p>
+        </w:tc>
+        <w:tc>
+          <w:tcPr>
+            <w:tcW w:type="dxa" w:w="3378"/>
+            <w:vAlign w:val="center"/>
+            <w:tcMar>
+              <w:top w:w="75" w:type="dxa"/>
+              <w:left w:w="75" w:type="dxa"/>
+              <w:bottom w:w="75" w:type="dxa"/>
+              <w:right w:w="75" w:type="dxa"/>
+            </w:tcMar>
+            <w:shd w:fill="F5F7F8"/>
+          </w:tcPr>
+          <w:p>
+            <w:pPr>
+              <w:spacing w:after="20" w:before="20" w:line="269" w:lineRule="auto"/>
+            </w:pPr>
+            <w:r>
+              <w:rPr>
+                <w:b w:val="0"/>
+                <w:sz w:val="20"/>
+              </w:rPr>
+              <w:t>不能由文献摘要确定A0至B30在本槽中的最优水平</w:t>
+            </w:r>
+          </w:p>
+        </w:tc>
+      </w:tr>
+      <w:tr>
+        <w:trPr>
+          <w:cantSplit/>
+        </w:trPr>
+        <w:tc>
+          <w:tcPr>
+            <w:tcW w:type="dxa" w:w="1788"/>
+            <w:vAlign w:val="center"/>
+            <w:tcMar>
+              <w:top w:w="75" w:type="dxa"/>
+              <w:left w:w="75" w:type="dxa"/>
+              <w:bottom w:w="75" w:type="dxa"/>
+              <w:right w:w="75" w:type="dxa"/>
+            </w:tcMar>
+            <w:shd w:fill="FFFFFF"/>
+          </w:tcPr>
+          <w:p>
+            <w:pPr>
+              <w:spacing w:after="20" w:before="20" w:line="269" w:lineRule="auto"/>
+            </w:pPr>
+            <w:r>
+              <w:rPr>
+                <w:b w:val="0"/>
+                <w:sz w:val="20"/>
+              </w:rPr>
+              <w:t>Zhu、Shi和Zhang，2017，Sensors，DOI 10.3390/s17030452</w:t>
+            </w:r>
+          </w:p>
+        </w:tc>
+        <w:tc>
+          <w:tcPr>
+            <w:tcW w:type="dxa" w:w="2583"/>
+            <w:vAlign w:val="center"/>
+            <w:tcMar>
+              <w:top w:w="75" w:type="dxa"/>
+              <w:left w:w="75" w:type="dxa"/>
+              <w:bottom w:w="75" w:type="dxa"/>
+              <w:right w:w="75" w:type="dxa"/>
+            </w:tcMar>
+            <w:shd w:fill="FFFFFF"/>
+          </w:tcPr>
+          <w:p>
+            <w:pPr>
+              <w:spacing w:after="20" w:before="20" w:line="269" w:lineRule="auto"/>
+            </w:pPr>
+            <w:r>
+              <w:rPr>
+                <w:b w:val="0"/>
+                <w:sz w:val="20"/>
+              </w:rPr>
+              <w:t>FBG需温度补偿、可靠传力、封装保护和现场标定</w:t>
+            </w:r>
+          </w:p>
+        </w:tc>
+        <w:tc>
+          <w:tcPr>
+            <w:tcW w:type="dxa" w:w="2186"/>
+            <w:vAlign w:val="center"/>
+            <w:tcMar>
+              <w:top w:w="75" w:type="dxa"/>
+              <w:left w:w="75" w:type="dxa"/>
+              <w:bottom w:w="75" w:type="dxa"/>
+              <w:right w:w="75" w:type="dxa"/>
+            </w:tcMar>
+            <w:shd w:fill="FFFFFF"/>
+          </w:tcPr>
+          <w:p>
+            <w:pPr>
+              <w:spacing w:after="20" w:before="20" w:line="269" w:lineRule="auto"/>
+            </w:pPr>
+            <w:r>
+              <w:rPr>
+                <w:b w:val="0"/>
+                <w:sz w:val="20"/>
+              </w:rPr>
+              <w:t>两排应变点加温度参考；雨前、湿态和弯曲/位移标定；记录失栅和峰冲突</w:t>
+            </w:r>
+          </w:p>
+        </w:tc>
+        <w:tc>
+          <w:tcPr>
+            <w:tcW w:type="dxa" w:w="3378"/>
+            <w:vAlign w:val="center"/>
+            <w:tcMar>
+              <w:top w:w="75" w:type="dxa"/>
+              <w:left w:w="75" w:type="dxa"/>
+              <w:bottom w:w="75" w:type="dxa"/>
+              <w:right w:w="75" w:type="dxa"/>
+            </w:tcMar>
+            <w:shd w:fill="FFFFFF"/>
+          </w:tcPr>
+          <w:p>
+            <w:pPr>
+              <w:spacing w:after="20" w:before="20" w:line="269" w:lineRule="auto"/>
+            </w:pPr>
+            <w:r>
+              <w:rPr>
+                <w:b w:val="0"/>
+                <w:sz w:val="20"/>
+              </w:rPr>
+              <w:t>综述未给出本模型埋深、标距和预警线</w:t>
+            </w:r>
+          </w:p>
+        </w:tc>
+      </w:tr>
+      <w:tr>
+        <w:trPr>
+          <w:cantSplit/>
+        </w:trPr>
+        <w:tc>
+          <w:tcPr>
+            <w:tcW w:type="dxa" w:w="1788"/>
+            <w:vAlign w:val="center"/>
+            <w:tcMar>
+              <w:top w:w="75" w:type="dxa"/>
+              <w:left w:w="75" w:type="dxa"/>
+              <w:bottom w:w="75" w:type="dxa"/>
+              <w:right w:w="75" w:type="dxa"/>
+            </w:tcMar>
+            <w:shd w:fill="F5F7F8"/>
+          </w:tcPr>
+          <w:p>
+            <w:pPr>
+              <w:spacing w:after="20" w:before="20" w:line="269" w:lineRule="auto"/>
+            </w:pPr>
+            <w:r>
+              <w:rPr>
+                <w:b w:val="0"/>
+                <w:sz w:val="20"/>
+              </w:rPr>
+              <w:t>Bastianini等，2019，Sensors，DOI 10.3390/s19235172</w:t>
+            </w:r>
+          </w:p>
+        </w:tc>
+        <w:tc>
+          <w:tcPr>
+            <w:tcW w:type="dxa" w:w="2583"/>
+            <w:vAlign w:val="center"/>
+            <w:tcMar>
+              <w:top w:w="75" w:type="dxa"/>
+              <w:left w:w="75" w:type="dxa"/>
+              <w:bottom w:w="75" w:type="dxa"/>
+              <w:right w:w="75" w:type="dxa"/>
+            </w:tcMar>
+            <w:shd w:fill="F5F7F8"/>
+          </w:tcPr>
+          <w:p>
+            <w:pPr>
+              <w:spacing w:after="20" w:before="20" w:line="269" w:lineRule="auto"/>
+              <w:jc w:val="center"/>
+            </w:pPr>
+            <w:r>
+              <w:rPr>
+                <w:b w:val="0"/>
+                <w:sz w:val="20"/>
+              </w:rPr>
+              <w:t>护套与机械耦合会改变传感响应</w:t>
+            </w:r>
+          </w:p>
+        </w:tc>
+        <w:tc>
+          <w:tcPr>
+            <w:tcW w:type="dxa" w:w="2186"/>
+            <w:vAlign w:val="center"/>
+            <w:tcMar>
+              <w:top w:w="75" w:type="dxa"/>
+              <w:left w:w="75" w:type="dxa"/>
+              <w:bottom w:w="75" w:type="dxa"/>
+              <w:right w:w="75" w:type="dxa"/>
+            </w:tcMar>
+            <w:shd w:fill="F5F7F8"/>
+          </w:tcPr>
+          <w:p>
+            <w:pPr>
+              <w:spacing w:after="20" w:before="20" w:line="269" w:lineRule="auto"/>
+            </w:pPr>
+            <w:r>
+              <w:rPr>
+                <w:b w:val="0"/>
+                <w:sz w:val="20"/>
+              </w:rPr>
+              <w:t>传感段、过渡段、自由引线分区，安装后复测耦合斜率</w:t>
+            </w:r>
+          </w:p>
+        </w:tc>
+        <w:tc>
+          <w:tcPr>
+            <w:tcW w:type="dxa" w:w="3378"/>
+            <w:vAlign w:val="center"/>
+            <w:tcMar>
+              <w:top w:w="75" w:type="dxa"/>
+              <w:left w:w="75" w:type="dxa"/>
+              <w:bottom w:w="75" w:type="dxa"/>
+              <w:right w:w="75" w:type="dxa"/>
+            </w:tcMar>
+            <w:shd w:fill="F5F7F8"/>
+          </w:tcPr>
+          <w:p>
+            <w:pPr>
+              <w:spacing w:after="20" w:before="20" w:line="269" w:lineRule="auto"/>
+            </w:pPr>
+            <w:r>
+              <w:rPr>
+                <w:b w:val="0"/>
+                <w:sz w:val="20"/>
+              </w:rPr>
+              <w:t>不把布里渊电缆系数当作FBG解调系数</w:t>
+            </w:r>
+          </w:p>
+        </w:tc>
+      </w:tr>
+      <w:tr>
+        <w:trPr>
+          <w:cantSplit/>
+        </w:trPr>
+        <w:tc>
+          <w:tcPr>
+            <w:tcW w:type="dxa" w:w="1788"/>
+            <w:vAlign w:val="center"/>
+            <w:tcMar>
+              <w:top w:w="75" w:type="dxa"/>
+              <w:left w:w="75" w:type="dxa"/>
+              <w:bottom w:w="75" w:type="dxa"/>
+              <w:right w:w="75" w:type="dxa"/>
+            </w:tcMar>
+            <w:shd w:fill="FFFFFF"/>
+          </w:tcPr>
+          <w:p>
+            <w:pPr>
+              <w:spacing w:after="20" w:before="20" w:line="269" w:lineRule="auto"/>
+            </w:pPr>
+            <w:r>
+              <w:rPr>
+                <w:b w:val="0"/>
+                <w:sz w:val="20"/>
+              </w:rPr>
+              <w:t>GB/T 50123《土工试验方法标准》（执行时核对现行版本）</w:t>
+            </w:r>
+          </w:p>
+        </w:tc>
+        <w:tc>
+          <w:tcPr>
+            <w:tcW w:type="dxa" w:w="2583"/>
+            <w:vAlign w:val="center"/>
+            <w:tcMar>
+              <w:top w:w="75" w:type="dxa"/>
+              <w:left w:w="75" w:type="dxa"/>
+              <w:bottom w:w="75" w:type="dxa"/>
+              <w:right w:w="75" w:type="dxa"/>
+            </w:tcMar>
+            <w:shd w:fill="FFFFFF"/>
+          </w:tcPr>
+          <w:p>
+            <w:pPr>
+              <w:spacing w:after="20" w:before="20" w:line="269" w:lineRule="auto"/>
+            </w:pPr>
+            <w:r>
+              <w:rPr>
+                <w:b w:val="0"/>
+                <w:sz w:val="20"/>
+              </w:rPr>
+              <w:t>土样含水率、颗粒级配、密度、渗透、剪切等数据的试验方法框架</w:t>
+            </w:r>
+          </w:p>
+        </w:tc>
+        <w:tc>
+          <w:tcPr>
+            <w:tcW w:type="dxa" w:w="2186"/>
+            <w:vAlign w:val="center"/>
+            <w:tcMar>
+              <w:top w:w="75" w:type="dxa"/>
+              <w:left w:w="75" w:type="dxa"/>
+              <w:bottom w:w="75" w:type="dxa"/>
+              <w:right w:w="75" w:type="dxa"/>
+            </w:tcMar>
+            <w:shd w:fill="FFFFFF"/>
+          </w:tcPr>
+          <w:p>
+            <w:pPr>
+              <w:spacing w:after="20" w:before="20" w:line="269" w:lineRule="auto"/>
+            </w:pPr>
+            <w:r>
+              <w:rPr>
+                <w:b w:val="0"/>
+                <w:sz w:val="20"/>
+              </w:rPr>
+              <w:t>先导和正式试验均记录方法、仪器、试样位置、重复数和不确定度</w:t>
+            </w:r>
+          </w:p>
+        </w:tc>
+        <w:tc>
+          <w:tcPr>
+            <w:tcW w:type="dxa" w:w="3378"/>
+            <w:vAlign w:val="center"/>
+            <w:tcMar>
+              <w:top w:w="75" w:type="dxa"/>
+              <w:left w:w="75" w:type="dxa"/>
+              <w:bottom w:w="75" w:type="dxa"/>
+              <w:right w:w="75" w:type="dxa"/>
+            </w:tcMar>
+            <w:shd w:fill="FFFFFF"/>
+          </w:tcPr>
+          <w:p>
+            <w:pPr>
+              <w:spacing w:after="20" w:before="20" w:line="269" w:lineRule="auto"/>
+            </w:pPr>
+            <w:r>
+              <w:rPr>
+                <w:b w:val="0"/>
+                <w:sz w:val="20"/>
+              </w:rPr>
+              <w:t>不提供滑坡发生阈值或CNN-LSTM准确率要求</w:t>
+            </w:r>
+          </w:p>
+        </w:tc>
+      </w:tr>
+      <w:tr>
+        <w:trPr>
+          <w:cantSplit/>
+        </w:trPr>
+        <w:tc>
+          <w:tcPr>
+            <w:tcW w:type="dxa" w:w="1788"/>
+            <w:vAlign w:val="center"/>
+            <w:tcMar>
+              <w:top w:w="75" w:type="dxa"/>
+              <w:left w:w="75" w:type="dxa"/>
+              <w:bottom w:w="75" w:type="dxa"/>
+              <w:right w:w="75" w:type="dxa"/>
+            </w:tcMar>
+            <w:shd w:fill="F5F7F8"/>
+          </w:tcPr>
+          <w:p>
+            <w:pPr>
+              <w:spacing w:after="20" w:before="20" w:line="269" w:lineRule="auto"/>
+            </w:pPr>
+            <w:r>
+              <w:rPr>
+                <w:b w:val="0"/>
+                <w:sz w:val="20"/>
+              </w:rPr>
+              <w:t>GB 50330《建筑边坡工程技术规范》（执行时核对现行版本）</w:t>
+            </w:r>
+          </w:p>
+        </w:tc>
+        <w:tc>
+          <w:tcPr>
+            <w:tcW w:type="dxa" w:w="2583"/>
+            <w:vAlign w:val="center"/>
+            <w:tcMar>
+              <w:top w:w="75" w:type="dxa"/>
+              <w:left w:w="75" w:type="dxa"/>
+              <w:bottom w:w="75" w:type="dxa"/>
+              <w:right w:w="75" w:type="dxa"/>
+            </w:tcMar>
+            <w:shd w:fill="F5F7F8"/>
+          </w:tcPr>
+          <w:p>
+            <w:pPr>
+              <w:spacing w:after="20" w:before="20" w:line="269" w:lineRule="auto"/>
+            </w:pPr>
+            <w:r>
+              <w:rPr>
+                <w:b w:val="0"/>
+                <w:sz w:val="20"/>
+              </w:rPr>
+              <w:t>工程监测项目、风险分级和多源监测的组织思路</w:t>
+            </w:r>
+          </w:p>
+        </w:tc>
+        <w:tc>
+          <w:tcPr>
+            <w:tcW w:type="dxa" w:w="2186"/>
+            <w:vAlign w:val="center"/>
+            <w:tcMar>
+              <w:top w:w="75" w:type="dxa"/>
+              <w:left w:w="75" w:type="dxa"/>
+              <w:bottom w:w="75" w:type="dxa"/>
+              <w:right w:w="75" w:type="dxa"/>
+            </w:tcMar>
+            <w:shd w:fill="F5F7F8"/>
+          </w:tcPr>
+          <w:p>
+            <w:pPr>
+              <w:spacing w:after="20" w:before="20" w:line="269" w:lineRule="auto"/>
+            </w:pPr>
+            <w:r>
+              <w:rPr>
+                <w:b w:val="0"/>
+                <w:sz w:val="20"/>
+              </w:rPr>
+              <w:t>将位移、裂缝/形态、降雨、水分/孔压、振动和视频列为证据源</w:t>
+            </w:r>
+          </w:p>
+        </w:tc>
+        <w:tc>
+          <w:tcPr>
+            <w:tcW w:type="dxa" w:w="3378"/>
+            <w:vAlign w:val="center"/>
+            <w:tcMar>
+              <w:top w:w="75" w:type="dxa"/>
+              <w:left w:w="75" w:type="dxa"/>
+              <w:bottom w:w="75" w:type="dxa"/>
+              <w:right w:w="75" w:type="dxa"/>
+            </w:tcMar>
+            <w:shd w:fill="F5F7F8"/>
+          </w:tcPr>
+          <w:p>
+            <w:pPr>
+              <w:spacing w:after="20" w:before="20" w:line="269" w:lineRule="auto"/>
+            </w:pPr>
+            <w:r>
+              <w:rPr>
+                <w:b w:val="0"/>
+                <w:sz w:val="20"/>
+              </w:rPr>
+              <w:t>工程预警值、安全系数和等级不能直接套到缩尺模型</w:t>
+            </w:r>
+          </w:p>
+        </w:tc>
+      </w:tr>
+    </w:tbl>
+    <w:p>
+      <w:pPr>
+        <w:spacing w:after="40"/>
+      </w:pPr>
+    </w:p>
+    <w:p>
+      <w:pPr>
+        <w:pStyle w:val="Heading1"/>
+      </w:pPr>
+      <w:r>
+        <w:t>18 试验评价标准与数据放行判据</w:t>
+      </w:r>
+    </w:p>
+    <w:p>
+      <w:r>
+        <w:t>评价分为“仪器链、物理真值、算法性能”三级。先验标准和项目建议必须在先导阶段写入配置文件，正式测试集冻结后不得按测试结果调阈值。</w:t>
+      </w:r>
+    </w:p>
+    <w:tbl>
+      <w:tblPr>
+        <w:tblW w:type="auto" w:w="0"/>
+        <w:jc w:val="center"/>
+        <w:tblLayout w:type="fixed"/>
+        <w:tblLook w:firstColumn="1" w:firstRow="1" w:lastColumn="0" w:lastRow="0" w:noHBand="0" w:noVBand="1" w:val="04A0"/>
+        <w:tblBorders>
+          <w:top w:val="single" w:sz="4" w:color="D9D9D9"/>
+          <w:left w:val="single" w:sz="4" w:color="D9D9D9"/>
+          <w:bottom w:val="single" w:sz="4" w:color="D9D9D9"/>
+          <w:right w:val="single" w:sz="4" w:color="D9D9D9"/>
+          <w:insideH w:val="single" w:sz="4" w:color="D9D9D9"/>
+          <w:insideV w:val="single" w:sz="4" w:color="D9D9D9"/>
+        </w:tblBorders>
+      </w:tblPr>
+      <w:tblGrid>
+        <w:gridCol w:w="1788"/>
+        <w:gridCol w:w="2583"/>
+        <w:gridCol w:w="2186"/>
+        <w:gridCol w:w="3378"/>
+      </w:tblGrid>
+      <w:tr>
+        <w:trPr>
+          <w:tblHeader/>
+          <w:cantSplit/>
+        </w:trPr>
+        <w:tc>
+          <w:tcPr>
+            <w:tcW w:type="dxa" w:w="1788"/>
+            <w:vAlign w:val="center"/>
+            <w:tcMar>
+              <w:top w:w="75" w:type="dxa"/>
+              <w:left w:w="75" w:type="dxa"/>
+              <w:bottom w:w="75" w:type="dxa"/>
+              <w:right w:w="75" w:type="dxa"/>
+            </w:tcMar>
+            <w:shd w:fill="DCE8EE"/>
+          </w:tcPr>
+          <w:p>
+            <w:pPr>
+              <w:keepNext/>
+              <w:spacing w:after="20" w:before="20" w:line="269" w:lineRule="auto"/>
+              <w:jc w:val="center"/>
+            </w:pPr>
+            <w:r>
+              <w:rPr>
+                <w:b/>
+                <w:sz w:val="20"/>
+              </w:rPr>
+              <w:t>评价层</w:t>
+            </w:r>
+          </w:p>
+        </w:tc>
+        <w:tc>
+          <w:tcPr>
+            <w:tcW w:type="dxa" w:w="2583"/>
+            <w:vAlign w:val="center"/>
+            <w:tcMar>
+              <w:top w:w="75" w:type="dxa"/>
+              <w:left w:w="75" w:type="dxa"/>
+              <w:bottom w:w="75" w:type="dxa"/>
+              <w:right w:w="75" w:type="dxa"/>
+            </w:tcMar>
+            <w:shd w:fill="DCE8EE"/>
+          </w:tcPr>
+          <w:p>
+            <w:pPr>
+              <w:keepNext/>
+              <w:spacing w:after="20" w:before="20" w:line="269" w:lineRule="auto"/>
+              <w:jc w:val="center"/>
+            </w:pPr>
+            <w:r>
+              <w:rPr>
+                <w:b/>
+                <w:sz w:val="20"/>
+              </w:rPr>
+              <w:t>指标与计算</w:t>
+            </w:r>
+          </w:p>
+        </w:tc>
+        <w:tc>
+          <w:tcPr>
+            <w:tcW w:type="dxa" w:w="2186"/>
+            <w:vAlign w:val="center"/>
+            <w:tcMar>
+              <w:top w:w="75" w:type="dxa"/>
+              <w:left w:w="75" w:type="dxa"/>
+              <w:bottom w:w="75" w:type="dxa"/>
+              <w:right w:w="75" w:type="dxa"/>
+            </w:tcMar>
+            <w:shd w:fill="DCE8EE"/>
+          </w:tcPr>
+          <w:p>
+            <w:pPr>
+              <w:keepNext/>
+              <w:spacing w:after="20" w:before="20" w:line="269" w:lineRule="auto"/>
+              <w:jc w:val="center"/>
+            </w:pPr>
+            <w:r>
+              <w:rPr>
+                <w:b/>
+                <w:sz w:val="20"/>
+              </w:rPr>
+              <w:t>建议的放行线或报告要求</w:t>
+            </w:r>
+          </w:p>
+        </w:tc>
+        <w:tc>
+          <w:tcPr>
+            <w:tcW w:type="dxa" w:w="3378"/>
+            <w:vAlign w:val="center"/>
+            <w:tcMar>
+              <w:top w:w="75" w:type="dxa"/>
+              <w:left w:w="75" w:type="dxa"/>
+              <w:bottom w:w="75" w:type="dxa"/>
+              <w:right w:w="75" w:type="dxa"/>
+            </w:tcMar>
+            <w:shd w:fill="DCE8EE"/>
+          </w:tcPr>
+          <w:p>
+            <w:pPr>
+              <w:keepNext/>
+              <w:spacing w:after="20" w:before="20" w:line="269" w:lineRule="auto"/>
+              <w:jc w:val="center"/>
+            </w:pPr>
+            <w:r>
+              <w:rPr>
+                <w:b/>
+                <w:sz w:val="20"/>
+              </w:rPr>
+              <w:t>必须保留的证据</w:t>
+            </w:r>
+          </w:p>
+        </w:tc>
+      </w:tr>
+      <w:tr>
+        <w:trPr>
+          <w:cantSplit/>
+        </w:trPr>
+        <w:tc>
+          <w:tcPr>
+            <w:tcW w:type="dxa" w:w="1788"/>
+            <w:vAlign w:val="center"/>
+            <w:tcMar>
+              <w:top w:w="75" w:type="dxa"/>
+              <w:left w:w="75" w:type="dxa"/>
+              <w:bottom w:w="75" w:type="dxa"/>
+              <w:right w:w="75" w:type="dxa"/>
+            </w:tcMar>
+            <w:shd w:fill="FFFFFF"/>
+          </w:tcPr>
+          <w:p>
+            <w:pPr>
+              <w:spacing w:after="20" w:before="20" w:line="269" w:lineRule="auto"/>
+              <w:jc w:val="center"/>
+            </w:pPr>
+            <w:r>
+              <w:rPr>
+                <w:b w:val="0"/>
+                <w:sz w:val="20"/>
+              </w:rPr>
+              <w:t>水力输入</w:t>
+            </w:r>
+          </w:p>
+        </w:tc>
+        <w:tc>
+          <w:tcPr>
+            <w:tcW w:type="dxa" w:w="2583"/>
+            <w:vAlign w:val="center"/>
+            <w:tcMar>
+              <w:top w:w="75" w:type="dxa"/>
+              <w:left w:w="75" w:type="dxa"/>
+              <w:bottom w:w="75" w:type="dxa"/>
+              <w:right w:w="75" w:type="dxa"/>
+            </w:tcMar>
+            <w:shd w:fill="FFFFFF"/>
+          </w:tcPr>
+          <w:p>
+            <w:pPr>
+              <w:spacing w:after="20" w:before="20" w:line="269" w:lineRule="auto"/>
+            </w:pPr>
+            <w:r>
+              <w:rPr>
+                <w:b w:val="0"/>
+                <w:sz w:val="20"/>
+              </w:rPr>
+              <w:t>雨强误差=(实测-目标)/目标；喷淋均匀度按接雨盘空间分布计算</w:t>
+            </w:r>
+          </w:p>
+        </w:tc>
+        <w:tc>
+          <w:tcPr>
+            <w:tcW w:type="dxa" w:w="2186"/>
+            <w:vAlign w:val="center"/>
+            <w:tcMar>
+              <w:top w:w="75" w:type="dxa"/>
+              <w:left w:w="75" w:type="dxa"/>
+              <w:bottom w:w="75" w:type="dxa"/>
+              <w:right w:w="75" w:type="dxa"/>
+            </w:tcMar>
+            <w:shd w:fill="FFFFFF"/>
+          </w:tcPr>
+          <w:p>
+            <w:pPr>
+              <w:spacing w:after="20" w:before="20" w:line="269" w:lineRule="auto"/>
+            </w:pPr>
+            <w:r>
+              <w:rPr>
+                <w:b w:val="0"/>
+                <w:sz w:val="20"/>
+              </w:rPr>
+              <w:t>先导目标：雨强平均误差≤±5%，均匀度≥80%；正式报告给出每盘数据、校准号和不确定度</w:t>
+            </w:r>
+          </w:p>
+        </w:tc>
+        <w:tc>
+          <w:tcPr>
+            <w:tcW w:type="dxa" w:w="3378"/>
+            <w:vAlign w:val="center"/>
+            <w:tcMar>
+              <w:top w:w="75" w:type="dxa"/>
+              <w:left w:w="75" w:type="dxa"/>
+              <w:bottom w:w="75" w:type="dxa"/>
+              <w:right w:w="75" w:type="dxa"/>
+            </w:tcMar>
+            <w:shd w:fill="FFFFFF"/>
+          </w:tcPr>
+          <w:p>
+            <w:pPr>
+              <w:spacing w:after="20" w:before="20" w:line="269" w:lineRule="auto"/>
+            </w:pPr>
+            <w:r>
+              <w:rPr>
+                <w:b w:val="0"/>
+                <w:sz w:val="20"/>
+              </w:rPr>
+              <w:t>接雨盘原始称量、喷头状态、泵箱读数、裸槽与土坡面积口径</w:t>
+            </w:r>
+          </w:p>
+        </w:tc>
+      </w:tr>
+      <w:tr>
+        <w:trPr>
+          <w:cantSplit/>
+        </w:trPr>
+        <w:tc>
+          <w:tcPr>
+            <w:tcW w:type="dxa" w:w="1788"/>
+            <w:vAlign w:val="center"/>
+            <w:tcMar>
+              <w:top w:w="75" w:type="dxa"/>
+              <w:left w:w="75" w:type="dxa"/>
+              <w:bottom w:w="75" w:type="dxa"/>
+              <w:right w:w="75" w:type="dxa"/>
+            </w:tcMar>
+            <w:shd w:fill="F5F7F8"/>
+          </w:tcPr>
+          <w:p>
+            <w:pPr>
+              <w:spacing w:after="20" w:before="20" w:line="269" w:lineRule="auto"/>
+              <w:jc w:val="center"/>
+            </w:pPr>
+            <w:r>
+              <w:rPr>
+                <w:b w:val="0"/>
+                <w:sz w:val="20"/>
+              </w:rPr>
+              <w:t>FBG静态性能</w:t>
+            </w:r>
+          </w:p>
+        </w:tc>
+        <w:tc>
+          <w:tcPr>
+            <w:tcW w:type="dxa" w:w="2583"/>
+            <w:vAlign w:val="center"/>
+            <w:tcMar>
+              <w:top w:w="75" w:type="dxa"/>
+              <w:left w:w="75" w:type="dxa"/>
+              <w:bottom w:w="75" w:type="dxa"/>
+              <w:right w:w="75" w:type="dxa"/>
+            </w:tcMar>
+            <w:shd w:fill="F5F7F8"/>
+          </w:tcPr>
+          <w:p>
+            <w:pPr>
+              <w:spacing w:after="20" w:before="20" w:line="269" w:lineRule="auto"/>
+            </w:pPr>
+            <w:r>
+              <w:rPr>
+                <w:b w:val="0"/>
+                <w:sz w:val="20"/>
+              </w:rPr>
+              <w:t>零点漂移、重复性、迟滞、温度敏感系数、峰分离、有效通道率</w:t>
+            </w:r>
+          </w:p>
+        </w:tc>
+        <w:tc>
+          <w:tcPr>
+            <w:tcW w:type="dxa" w:w="2186"/>
+            <w:vAlign w:val="center"/>
+            <w:tcMar>
+              <w:top w:w="75" w:type="dxa"/>
+              <w:left w:w="75" w:type="dxa"/>
+              <w:bottom w:w="75" w:type="dxa"/>
+              <w:right w:w="75" w:type="dxa"/>
+            </w:tcMar>
+            <w:shd w:fill="F5F7F8"/>
+          </w:tcPr>
+          <w:p>
+            <w:pPr>
+              <w:spacing w:after="20" w:before="20" w:line="269" w:lineRule="auto"/>
+            </w:pPr>
+            <w:r>
+              <w:rPr>
+                <w:b w:val="0"/>
+                <w:sz w:val="20"/>
+              </w:rPr>
+              <w:t>沿用制造手册目标：静态误差≤跨度10%、迟滞≤5%、标定斜率CV≤10%；温补后再判定</w:t>
+            </w:r>
+          </w:p>
+        </w:tc>
+        <w:tc>
+          <w:tcPr>
+            <w:tcW w:type="dxa" w:w="3378"/>
+            <w:vAlign w:val="center"/>
+            <w:tcMar>
+              <w:top w:w="75" w:type="dxa"/>
+              <w:left w:w="75" w:type="dxa"/>
+              <w:bottom w:w="75" w:type="dxa"/>
+              <w:right w:w="75" w:type="dxa"/>
+            </w:tcMar>
+            <w:shd w:fill="F5F7F8"/>
+          </w:tcPr>
+          <w:p>
+            <w:pPr>
+              <w:spacing w:after="20" w:before="20" w:line="269" w:lineRule="auto"/>
+            </w:pPr>
+            <w:r>
+              <w:rPr>
+                <w:b w:val="0"/>
+                <w:sz w:val="20"/>
+              </w:rPr>
+              <w:t>标定原始谱线、温度、位移/弯曲输入、calibration_id和失效区间</w:t>
+            </w:r>
+          </w:p>
+        </w:tc>
+      </w:tr>
+      <w:tr>
+        <w:trPr>
+          <w:cantSplit/>
+        </w:trPr>
+        <w:tc>
+          <w:tcPr>
+            <w:tcW w:type="dxa" w:w="1788"/>
+            <w:vAlign w:val="center"/>
+            <w:tcMar>
+              <w:top w:w="75" w:type="dxa"/>
+              <w:left w:w="75" w:type="dxa"/>
+              <w:bottom w:w="75" w:type="dxa"/>
+              <w:right w:w="75" w:type="dxa"/>
+            </w:tcMar>
+            <w:shd w:fill="FFFFFF"/>
+          </w:tcPr>
+          <w:p>
+            <w:pPr>
+              <w:spacing w:after="20" w:before="20" w:line="269" w:lineRule="auto"/>
+              <w:jc w:val="center"/>
+            </w:pPr>
+            <w:r>
+              <w:rPr>
+                <w:b w:val="0"/>
+                <w:sz w:val="20"/>
+              </w:rPr>
+              <w:t>动态与同步</w:t>
+            </w:r>
+          </w:p>
+        </w:tc>
+        <w:tc>
+          <w:tcPr>
+            <w:tcW w:type="dxa" w:w="2583"/>
+            <w:vAlign w:val="center"/>
+            <w:tcMar>
+              <w:top w:w="75" w:type="dxa"/>
+              <w:left w:w="75" w:type="dxa"/>
+              <w:bottom w:w="75" w:type="dxa"/>
+              <w:right w:w="75" w:type="dxa"/>
+            </w:tcMar>
+            <w:shd w:fill="FFFFFF"/>
+          </w:tcPr>
+          <w:p>
+            <w:pPr>
+              <w:spacing w:after="20" w:before="20" w:line="269" w:lineRule="auto"/>
+            </w:pPr>
+            <w:r>
+              <w:rPr>
+                <w:b w:val="0"/>
+                <w:sz w:val="20"/>
+              </w:rPr>
+              <w:t>采样率、丢帧率、触发偏移、时钟漂移、事件时间差</w:t>
+            </w:r>
+          </w:p>
+        </w:tc>
+        <w:tc>
+          <w:tcPr>
+            <w:tcW w:type="dxa" w:w="2186"/>
+            <w:vAlign w:val="center"/>
+            <w:tcMar>
+              <w:top w:w="75" w:type="dxa"/>
+              <w:left w:w="75" w:type="dxa"/>
+              <w:bottom w:w="75" w:type="dxa"/>
+              <w:right w:w="75" w:type="dxa"/>
+            </w:tcMar>
+            <w:shd w:fill="FFFFFF"/>
+          </w:tcPr>
+          <w:p>
+            <w:pPr>
+              <w:spacing w:after="20" w:before="20" w:line="269" w:lineRule="auto"/>
+            </w:pPr>
+            <w:r>
+              <w:rPr>
+                <w:b w:val="0"/>
+                <w:sz w:val="20"/>
+              </w:rPr>
+              <w:t>所有通道实际采样率以主机日志为准；同步误差必须量化并小于最小分析时间窗的10%</w:t>
+            </w:r>
+          </w:p>
+        </w:tc>
+        <w:tc>
+          <w:tcPr>
+            <w:tcW w:type="dxa" w:w="3378"/>
+            <w:vAlign w:val="center"/>
+            <w:tcMar>
+              <w:top w:w="75" w:type="dxa"/>
+              <w:left w:w="75" w:type="dxa"/>
+              <w:bottom w:w="75" w:type="dxa"/>
+              <w:right w:w="75" w:type="dxa"/>
+            </w:tcMar>
+            <w:shd w:fill="FFFFFF"/>
+          </w:tcPr>
+          <w:p>
+            <w:pPr>
+              <w:spacing w:after="20" w:before="20" w:line="269" w:lineRule="auto"/>
+            </w:pPr>
+            <w:r>
+              <w:rPr>
+                <w:b w:val="0"/>
+                <w:sz w:val="20"/>
+              </w:rPr>
+              <w:t>LED/硬件触发文件、主机日志、视频帧号、时间校正表</w:t>
+            </w:r>
+          </w:p>
+        </w:tc>
+      </w:tr>
+      <w:tr>
+        <w:trPr>
+          <w:cantSplit/>
+        </w:trPr>
+        <w:tc>
+          <w:tcPr>
+            <w:tcW w:type="dxa" w:w="1788"/>
+            <w:vAlign w:val="center"/>
+            <w:tcMar>
+              <w:top w:w="75" w:type="dxa"/>
+              <w:left w:w="75" w:type="dxa"/>
+              <w:bottom w:w="75" w:type="dxa"/>
+              <w:right w:w="75" w:type="dxa"/>
+            </w:tcMar>
+            <w:shd w:fill="F5F7F8"/>
+          </w:tcPr>
+          <w:p>
+            <w:pPr>
+              <w:spacing w:after="20" w:before="20" w:line="269" w:lineRule="auto"/>
+              <w:jc w:val="center"/>
+            </w:pPr>
+            <w:r>
+              <w:rPr>
+                <w:b w:val="0"/>
+                <w:sz w:val="20"/>
+              </w:rPr>
+              <w:t>土体状态</w:t>
+            </w:r>
+          </w:p>
+        </w:tc>
+        <w:tc>
+          <w:tcPr>
+            <w:tcW w:type="dxa" w:w="2583"/>
+            <w:vAlign w:val="center"/>
+            <w:tcMar>
+              <w:top w:w="75" w:type="dxa"/>
+              <w:left w:w="75" w:type="dxa"/>
+              <w:bottom w:w="75" w:type="dxa"/>
+              <w:right w:w="75" w:type="dxa"/>
+            </w:tcMar>
+            <w:shd w:fill="F5F7F8"/>
+          </w:tcPr>
+          <w:p>
+            <w:pPr>
+              <w:spacing w:after="20" w:before="20" w:line="269" w:lineRule="auto"/>
+            </w:pPr>
+            <w:r>
+              <w:rPr>
+                <w:b w:val="0"/>
+                <w:sz w:val="20"/>
+              </w:rPr>
+              <w:t>含水率、干密度、湿润锋、孔压/吸力、径流、渗流</w:t>
+            </w:r>
+          </w:p>
+        </w:tc>
+        <w:tc>
+          <w:tcPr>
+            <w:tcW w:type="dxa" w:w="2186"/>
+            <w:vAlign w:val="center"/>
+            <w:tcMar>
+              <w:top w:w="75" w:type="dxa"/>
+              <w:left w:w="75" w:type="dxa"/>
+              <w:bottom w:w="75" w:type="dxa"/>
+              <w:right w:w="75" w:type="dxa"/>
+            </w:tcMar>
+            <w:shd w:fill="F5F7F8"/>
+          </w:tcPr>
+          <w:p>
+            <w:pPr>
+              <w:spacing w:after="20" w:before="20" w:line="269" w:lineRule="auto"/>
+            </w:pPr>
+            <w:r>
+              <w:rPr>
+                <w:b w:val="0"/>
+                <w:sz w:val="20"/>
+              </w:rPr>
+              <w:t>每层至少三点或按先导确定的最少点数；报告均值、标准差和位置；不以总加水量代替状态</w:t>
+            </w:r>
+          </w:p>
+        </w:tc>
+        <w:tc>
+          <w:tcPr>
+            <w:tcW w:type="dxa" w:w="3378"/>
+            <w:vAlign w:val="center"/>
+            <w:tcMar>
+              <w:top w:w="75" w:type="dxa"/>
+              <w:left w:w="75" w:type="dxa"/>
+              <w:bottom w:w="75" w:type="dxa"/>
+              <w:right w:w="75" w:type="dxa"/>
+            </w:tcMar>
+            <w:shd w:fill="F5F7F8"/>
+          </w:tcPr>
+          <w:p>
+            <w:pPr>
+              <w:spacing w:after="20" w:before="20" w:line="269" w:lineRule="auto"/>
+            </w:pPr>
+            <w:r>
+              <w:rPr>
+                <w:b w:val="0"/>
+                <w:sz w:val="20"/>
+              </w:rPr>
+              <w:t>取样称量、探头校准曲线、排水称量、剖面照片</w:t>
+            </w:r>
+          </w:p>
+        </w:tc>
+      </w:tr>
+      <w:tr>
+        <w:trPr>
+          <w:cantSplit/>
+        </w:trPr>
+        <w:tc>
+          <w:tcPr>
+            <w:tcW w:type="dxa" w:w="1788"/>
+            <w:vAlign w:val="center"/>
+            <w:tcMar>
+              <w:top w:w="75" w:type="dxa"/>
+              <w:left w:w="75" w:type="dxa"/>
+              <w:bottom w:w="75" w:type="dxa"/>
+              <w:right w:w="75" w:type="dxa"/>
+            </w:tcMar>
+            <w:shd w:fill="FFFFFF"/>
+          </w:tcPr>
+          <w:p>
+            <w:pPr>
+              <w:spacing w:after="20" w:before="20" w:line="269" w:lineRule="auto"/>
+              <w:jc w:val="center"/>
+            </w:pPr>
+            <w:r>
+              <w:rPr>
+                <w:b w:val="0"/>
+                <w:sz w:val="20"/>
+              </w:rPr>
+              <w:t>真值标签</w:t>
+            </w:r>
+          </w:p>
+        </w:tc>
+        <w:tc>
+          <w:tcPr>
+            <w:tcW w:type="dxa" w:w="2583"/>
+            <w:vAlign w:val="center"/>
+            <w:tcMar>
+              <w:top w:w="75" w:type="dxa"/>
+              <w:left w:w="75" w:type="dxa"/>
+              <w:bottom w:w="75" w:type="dxa"/>
+              <w:right w:w="75" w:type="dxa"/>
+            </w:tcMar>
+            <w:shd w:fill="FFFFFF"/>
+          </w:tcPr>
+          <w:p>
+            <w:pPr>
+              <w:spacing w:after="20" w:before="20" w:line="269" w:lineRule="auto"/>
+            </w:pPr>
+            <w:r>
+              <w:rPr>
+                <w:b w:val="0"/>
+                <w:sz w:val="20"/>
+              </w:rPr>
+              <w:t>视频/位移/水力的独立证据；双人复核一致性</w:t>
+            </w:r>
+          </w:p>
+        </w:tc>
+        <w:tc>
+          <w:tcPr>
+            <w:tcW w:type="dxa" w:w="2186"/>
+            <w:vAlign w:val="center"/>
+            <w:tcMar>
+              <w:top w:w="75" w:type="dxa"/>
+              <w:left w:w="75" w:type="dxa"/>
+              <w:bottom w:w="75" w:type="dxa"/>
+              <w:right w:w="75" w:type="dxa"/>
+            </w:tcMar>
+            <w:shd w:fill="FFFFFF"/>
+          </w:tcPr>
+          <w:p>
+            <w:pPr>
+              <w:spacing w:after="20" w:before="20" w:line="269" w:lineRule="auto"/>
+            </w:pPr>
+            <w:r>
+              <w:rPr>
+                <w:b w:val="0"/>
+                <w:sz w:val="20"/>
+              </w:rPr>
+              <w:t>关键事件建议Cohen κ≥0.75；达不到时保留分歧区间和低置信度标签，不计为硬正样本</w:t>
+            </w:r>
+          </w:p>
+        </w:tc>
+        <w:tc>
+          <w:tcPr>
+            <w:tcW w:type="dxa" w:w="3378"/>
+            <w:vAlign w:val="center"/>
+            <w:tcMar>
+              <w:top w:w="75" w:type="dxa"/>
+              <w:left w:w="75" w:type="dxa"/>
+              <w:bottom w:w="75" w:type="dxa"/>
+              <w:right w:w="75" w:type="dxa"/>
+            </w:tcMar>
+            <w:shd w:fill="FFFFFF"/>
+          </w:tcPr>
+          <w:p>
+            <w:pPr>
+              <w:spacing w:after="20" w:before="20" w:line="269" w:lineRule="auto"/>
+            </w:pPr>
+            <w:r>
+              <w:rPr>
+                <w:b w:val="0"/>
+                <w:sz w:val="20"/>
+              </w:rPr>
+              <w:t>原始视频、帧号、位移/加速度、标注者版本和复核记录</w:t>
+            </w:r>
+          </w:p>
+        </w:tc>
+      </w:tr>
+      <w:tr>
+        <w:trPr>
+          <w:cantSplit/>
+        </w:trPr>
+        <w:tc>
+          <w:tcPr>
+            <w:tcW w:type="dxa" w:w="1788"/>
+            <w:vAlign w:val="center"/>
+            <w:tcMar>
+              <w:top w:w="75" w:type="dxa"/>
+              <w:left w:w="75" w:type="dxa"/>
+              <w:bottom w:w="75" w:type="dxa"/>
+              <w:right w:w="75" w:type="dxa"/>
+            </w:tcMar>
+            <w:shd w:fill="F5F7F8"/>
+          </w:tcPr>
+          <w:p>
+            <w:pPr>
+              <w:spacing w:after="20" w:before="20" w:line="269" w:lineRule="auto"/>
+              <w:jc w:val="center"/>
+            </w:pPr>
+            <w:r>
+              <w:rPr>
+                <w:b w:val="0"/>
+                <w:sz w:val="20"/>
+              </w:rPr>
+              <w:t>事件级检测</w:t>
+            </w:r>
+          </w:p>
+        </w:tc>
+        <w:tc>
+          <w:tcPr>
+            <w:tcW w:type="dxa" w:w="2583"/>
+            <w:vAlign w:val="center"/>
+            <w:tcMar>
+              <w:top w:w="75" w:type="dxa"/>
+              <w:left w:w="75" w:type="dxa"/>
+              <w:bottom w:w="75" w:type="dxa"/>
+              <w:right w:w="75" w:type="dxa"/>
+            </w:tcMar>
+            <w:shd w:fill="F5F7F8"/>
+          </w:tcPr>
+          <w:p>
+            <w:pPr>
+              <w:spacing w:after="20" w:before="20" w:line="269" w:lineRule="auto"/>
+            </w:pPr>
+            <w:r>
+              <w:rPr>
+                <w:b w:val="0"/>
+                <w:sz w:val="20"/>
+              </w:rPr>
+              <w:t>Precision、Recall、F1、每小时误报、漏报率、检测提前量/延迟、定位误差</w:t>
+            </w:r>
+          </w:p>
+        </w:tc>
+        <w:tc>
+          <w:tcPr>
+            <w:tcW w:type="dxa" w:w="2186"/>
+            <w:vAlign w:val="center"/>
+            <w:tcMar>
+              <w:top w:w="75" w:type="dxa"/>
+              <w:left w:w="75" w:type="dxa"/>
+              <w:bottom w:w="75" w:type="dxa"/>
+              <w:right w:w="75" w:type="dxa"/>
+            </w:tcMar>
+            <w:shd w:fill="F5F7F8"/>
+          </w:tcPr>
+          <w:p>
+            <w:pPr>
+              <w:spacing w:after="20" w:before="20" w:line="269" w:lineRule="auto"/>
+            </w:pPr>
+            <w:r>
+              <w:rPr>
+                <w:b w:val="0"/>
+                <w:sz w:val="20"/>
+              </w:rPr>
+              <w:t>先导后冻结研究目标，例如宏F1≥0.80、事件召回≥0.85、误报≤0.5次/h、定位误差≤坡长10%；这些是项目目标，不是国家标准</w:t>
+            </w:r>
+          </w:p>
+        </w:tc>
+        <w:tc>
+          <w:tcPr>
+            <w:tcW w:type="dxa" w:w="3378"/>
+            <w:vAlign w:val="center"/>
+            <w:tcMar>
+              <w:top w:w="75" w:type="dxa"/>
+              <w:left w:w="75" w:type="dxa"/>
+              <w:bottom w:w="75" w:type="dxa"/>
+              <w:right w:w="75" w:type="dxa"/>
+            </w:tcMar>
+            <w:shd w:fill="F5F7F8"/>
+          </w:tcPr>
+          <w:p>
+            <w:pPr>
+              <w:spacing w:after="20" w:before="20" w:line="269" w:lineRule="auto"/>
+            </w:pPr>
+            <w:r>
+              <w:rPr>
+                <w:b w:val="0"/>
+                <w:sz w:val="20"/>
+              </w:rPr>
+              <w:t>混淆矩阵、事件匹配规则、置信区间、未确认异常清单</w:t>
+            </w:r>
+          </w:p>
+        </w:tc>
+      </w:tr>
+      <w:tr>
+        <w:trPr>
+          <w:cantSplit/>
+        </w:trPr>
+        <w:tc>
+          <w:tcPr>
+            <w:tcW w:type="dxa" w:w="1788"/>
+            <w:vAlign w:val="center"/>
+            <w:tcMar>
+              <w:top w:w="75" w:type="dxa"/>
+              <w:left w:w="75" w:type="dxa"/>
+              <w:bottom w:w="75" w:type="dxa"/>
+              <w:right w:w="75" w:type="dxa"/>
+            </w:tcMar>
+            <w:shd w:fill="FFFFFF"/>
+          </w:tcPr>
+          <w:p>
+            <w:pPr>
+              <w:spacing w:after="20" w:before="20" w:line="269" w:lineRule="auto"/>
+              <w:jc w:val="center"/>
+            </w:pPr>
+            <w:r>
+              <w:rPr>
+                <w:b w:val="0"/>
+                <w:sz w:val="20"/>
+              </w:rPr>
+              <w:t>CNN-LSTM泛化</w:t>
+            </w:r>
+          </w:p>
+        </w:tc>
+        <w:tc>
+          <w:tcPr>
+            <w:tcW w:type="dxa" w:w="2583"/>
+            <w:vAlign w:val="center"/>
+            <w:tcMar>
+              <w:top w:w="75" w:type="dxa"/>
+              <w:left w:w="75" w:type="dxa"/>
+              <w:bottom w:w="75" w:type="dxa"/>
+              <w:right w:w="75" w:type="dxa"/>
+            </w:tcMar>
+            <w:shd w:fill="FFFFFF"/>
+          </w:tcPr>
+          <w:p>
+            <w:pPr>
+              <w:spacing w:after="20" w:before="20" w:line="269" w:lineRule="auto"/>
+            </w:pPr>
+            <w:r>
+              <w:rPr>
+                <w:b w:val="0"/>
+                <w:sz w:val="20"/>
+              </w:rPr>
+              <w:t>按完整trial_id和材料批次划分；跨配方/新含水率留出</w:t>
+            </w:r>
+          </w:p>
+        </w:tc>
+        <w:tc>
+          <w:tcPr>
+            <w:tcW w:type="dxa" w:w="2186"/>
+            <w:vAlign w:val="center"/>
+            <w:tcMar>
+              <w:top w:w="75" w:type="dxa"/>
+              <w:left w:w="75" w:type="dxa"/>
+              <w:bottom w:w="75" w:type="dxa"/>
+              <w:right w:w="75" w:type="dxa"/>
+            </w:tcMar>
+            <w:shd w:fill="FFFFFF"/>
+          </w:tcPr>
+          <w:p>
+            <w:pPr>
+              <w:spacing w:after="20" w:before="20" w:line="269" w:lineRule="auto"/>
+            </w:pPr>
+            <w:r>
+              <w:rPr>
+                <w:b w:val="0"/>
+                <w:sz w:val="20"/>
+              </w:rPr>
+              <w:t>不允许同一坡体相邻窗口跨集合；报告分组交叉验证或独立测试集的均值±区间</w:t>
+            </w:r>
+          </w:p>
+        </w:tc>
+        <w:tc>
+          <w:tcPr>
+            <w:tcW w:type="dxa" w:w="3378"/>
+            <w:vAlign w:val="center"/>
+            <w:tcMar>
+              <w:top w:w="75" w:type="dxa"/>
+              <w:left w:w="75" w:type="dxa"/>
+              <w:bottom w:w="75" w:type="dxa"/>
+              <w:right w:w="75" w:type="dxa"/>
+            </w:tcMar>
+            <w:shd w:fill="FFFFFF"/>
+          </w:tcPr>
+          <w:p>
+            <w:pPr>
+              <w:spacing w:after="20" w:before="20" w:line="269" w:lineRule="auto"/>
+            </w:pPr>
+            <w:r>
+              <w:rPr>
+                <w:b w:val="0"/>
+                <w:sz w:val="20"/>
+              </w:rPr>
+              <w:t>划分清单、归一化参数、训练日志、随机种子、模型版本</w:t>
+            </w:r>
+          </w:p>
+        </w:tc>
+      </w:tr>
+      <w:tr>
+        <w:trPr>
+          <w:cantSplit/>
+        </w:trPr>
+        <w:tc>
+          <w:tcPr>
+            <w:tcW w:type="dxa" w:w="1788"/>
+            <w:vAlign w:val="center"/>
+            <w:tcMar>
+              <w:top w:w="75" w:type="dxa"/>
+              <w:left w:w="75" w:type="dxa"/>
+              <w:bottom w:w="75" w:type="dxa"/>
+              <w:right w:w="75" w:type="dxa"/>
+            </w:tcMar>
+            <w:shd w:fill="F5F7F8"/>
+          </w:tcPr>
+          <w:p>
+            <w:pPr>
+              <w:spacing w:after="20" w:before="20" w:line="269" w:lineRule="auto"/>
+              <w:jc w:val="center"/>
+            </w:pPr>
+            <w:r>
+              <w:rPr>
+                <w:b w:val="0"/>
+                <w:sz w:val="20"/>
+              </w:rPr>
+              <w:t>数据完整性</w:t>
+            </w:r>
+          </w:p>
+        </w:tc>
+        <w:tc>
+          <w:tcPr>
+            <w:tcW w:type="dxa" w:w="2583"/>
+            <w:vAlign w:val="center"/>
+            <w:tcMar>
+              <w:top w:w="75" w:type="dxa"/>
+              <w:left w:w="75" w:type="dxa"/>
+              <w:bottom w:w="75" w:type="dxa"/>
+              <w:right w:w="75" w:type="dxa"/>
+            </w:tcMar>
+            <w:shd w:fill="F5F7F8"/>
+          </w:tcPr>
+          <w:p>
+            <w:pPr>
+              <w:spacing w:after="20" w:before="20" w:line="269" w:lineRule="auto"/>
+            </w:pPr>
+            <w:r>
+              <w:rPr>
+                <w:b w:val="0"/>
+                <w:sz w:val="20"/>
+              </w:rPr>
+              <w:t>光学有效率、原始文件连续性、哈希、元数据完备率</w:t>
+            </w:r>
+          </w:p>
+        </w:tc>
+        <w:tc>
+          <w:tcPr>
+            <w:tcW w:type="dxa" w:w="2186"/>
+            <w:vAlign w:val="center"/>
+            <w:tcMar>
+              <w:top w:w="75" w:type="dxa"/>
+              <w:left w:w="75" w:type="dxa"/>
+              <w:bottom w:w="75" w:type="dxa"/>
+              <w:right w:w="75" w:type="dxa"/>
+            </w:tcMar>
+            <w:shd w:fill="F5F7F8"/>
+          </w:tcPr>
+          <w:p>
+            <w:pPr>
+              <w:spacing w:after="20" w:before="20" w:line="269" w:lineRule="auto"/>
+            </w:pPr>
+            <w:r>
+              <w:rPr>
+                <w:b w:val="0"/>
+                <w:sz w:val="20"/>
+              </w:rPr>
+              <w:t>原始数据缺失、同步失效、真值不完整的试验只能进入调试库</w:t>
+            </w:r>
+          </w:p>
+        </w:tc>
+        <w:tc>
+          <w:tcPr>
+            <w:tcW w:type="dxa" w:w="3378"/>
+            <w:vAlign w:val="center"/>
+            <w:tcMar>
+              <w:top w:w="75" w:type="dxa"/>
+              <w:left w:w="75" w:type="dxa"/>
+              <w:bottom w:w="75" w:type="dxa"/>
+              <w:right w:w="75" w:type="dxa"/>
+            </w:tcMar>
+            <w:shd w:fill="F5F7F8"/>
+          </w:tcPr>
+          <w:p>
+            <w:pPr>
+              <w:spacing w:after="20" w:before="20" w:line="269" w:lineRule="auto"/>
+            </w:pPr>
+            <w:r>
+              <w:rPr>
+                <w:b w:val="0"/>
+                <w:sz w:val="20"/>
+              </w:rPr>
+              <w:t>文件哈希、目录清单、异常日志、备份位置</w:t>
+            </w:r>
+          </w:p>
+        </w:tc>
+      </w:tr>
+    </w:tbl>
+    <w:p>
+      <w:pPr>
+        <w:spacing w:after="40"/>
+      </w:pPr>
+    </w:p>
+    <w:p>
+      <w:pPr>
+        <w:pStyle w:val="Heading2"/>
+      </w:pPr>
+      <w:r>
+        <w:t>18.1 标准、建议与结论的写法</w:t>
+      </w:r>
+    </w:p>
+    <w:p>
+      <w:r>
+        <w:t>报告中每条结论都标注证据等级：A为论文或现行标准直接支持，B为本项目按论文机理制定并经先导验证的工程建议，C为仅完成设计尚未验证的假设。比如“分层土槽和多源同步观测”属于A；“20/40/60 mm/h、32°、8个应变点”属于B或C，取决于是否完成标定；“CNN-LSTM宏F1达到某值”只能在独立测试集完成后写成结果，不能从模型设计预先宣称。</w:t>
+      </w:r>
+    </w:p>
+    <w:p>
+      <w:r>
+        <w:t>除事件指标外，应同时报告未失稳、泵噪声、工具扰动、外部振动和传感故障。只有FBG尖峰而缺乏独立证据的片段标为“传感异常待核实”，不计入滑坡正样本，也不能从测试集删除。这样才能评价误报、漏报和跨批次泛化，而不是只评价挑选出的成功案例。</w:t>
+      </w:r>
+    </w:p>
     <w:sectPr>
       <w:footerReference w:type="default" r:id="rId9"/>
       <w:pgSz w:w="12240" w:h="15840"/>
